--- a/output/燕京中发尽调报告/国泰海通关于燕京中发符合主板上市财务指标情况的测算.docx
+++ b/output/燕京中发尽调报告/国泰海通关于燕京中发符合主板上市财务指标情况的测算.docx
@@ -58,7 +58,7 @@
           <w:b w:val="0"/>
           <w:sz w:val="24"/>
         </w:rPr>
-        <w:t>本测算依据上海证券交易所公布的主板发行上市条件（见该所“主板”业务规则专栏，2026年9月10日检索），以及《上市公司重大资产重组管理办法》（2023年2月17日修订）关于重组上市的规定。深圳证券交易所主板的对应标准与上海证券交易所一致，本测算不作区分，适用时需核对《深圳证券交易所股票上市规则》的相应条款及届时有效的版本。</w:t>
+        <w:t>本测算依据上海证券交易所公布的主板发行上市条件，检索日期为2026年9月10日。重组上市部分依据《上市公司重大资产重组管理办法》（2023年2月17日修订）。深圳证券交易所主板的对应标准与上海证券交易所一致。适用时需核对届时有效的版本。</w:t>
       </w:r>
     </w:p>
     <w:p>
@@ -73,7 +73,7 @@
           <w:b w:val="0"/>
           <w:sz w:val="24"/>
         </w:rPr>
-        <w:t>需特别注意的是，主板上市条件明确：净利润以扣除非经常性损益前后的孰低者为准，净利润、营业收入、经营活动产生的现金流量净额均指经审计的数值；预计市值是指股票公开发行后按照总股本乘以发行价格计算出来的发行人股票名义总价值。即前述指标不接受未经审计的数据，亦不接受模拟还原口径，本报告第四部分的还原测算仅用于分析缺口成因，不能直接用于申报。</w:t>
+        <w:t>主板上市条件对指标口径有明确规定。净利润以扣除非经常性损益前后的孰低者为准。净利润、营业收入、经营活动产生的现金流量净额均指经审计的数值。预计市值指股票公开发行后按总股本乘以发行价格计算的股票名义总价值。即上述指标不接受未经审计的数据，也不接受模拟还原口径。本报告第四部分的还原测算用于说明数据构成，不属于申报口径。</w:t>
       </w:r>
     </w:p>
     <w:p>
@@ -88,7 +88,7 @@
           <w:b w:val="0"/>
           <w:sz w:val="24"/>
         </w:rPr>
-        <w:t>发行人财务数据取自：2024年度审计报告（含2023年度比较数据）、2025年度审计报告（中兴华审字（2026）第00004762号）及2026年1—6月财务报表。其中2026年1—6月数据未经审计。发行人系有限责任公司，前述报表为单体报表，发行人持有中发邢台33.00%股权，不纳入合并范围。</w:t>
+        <w:t>发行人财务数据取自三项资料：2024年度审计报告（含2023年度比较数据）、2025年度审计报告（中兴华审字（2026）第00004762号）、2026年1—6月财务报表。其中2026年1—6月数据未经审计。发行人系有限责任公司，上述报表为单体报表。发行人持有中发邢台33.00%股权，不纳入合并范围。</w:t>
       </w:r>
     </w:p>
     <w:p>
@@ -103,7 +103,7 @@
           <w:b w:val="0"/>
           <w:sz w:val="24"/>
         </w:rPr>
-        <w:t>本测算的申报报告期假定为2023年度至2025年度，即发行人于2026年内提交申报材料。文中金额单位除特别注明外均为人民币万元，比例保留两位小数，尾数差异系四舍五入所致。</w:t>
+        <w:t>本测算的报告期假定为2023年度至2025年度。金额单位除特别注明外均为人民币万元。比例保留两位小数。尾数差异系四舍五入所致。</w:t>
       </w:r>
     </w:p>
     <w:p>
@@ -1218,7 +1218,22 @@
           <w:b w:val="0"/>
           <w:sz w:val="24"/>
         </w:rPr>
-        <w:t>发行人营业收入由2023年度的5,368.73万元增至2025年度的43,435.86万元，三年增长7.09倍，其中2025年度同比增长104.25%；净利润由1,799.85万元增至13,343.75万元。同期经营活动产生的现金流量净额分别为448.13万元、5,279.36万元和4,723.32万元，与净利润的比值分别为24.90%、60.60%和35.40%，三年合计10,450.81万元、占同期净利润合计的43.81%。即发行人的利润指标增长较快，但经营活动现金流量的匹配程度较低，该差异的成因见本报告第四部分。</w:t>
+        <w:t>发行人营业收入由2023年度的5,368.73万元增至2025年度的43,435.86万元，三年增长7.09倍。2025年度营业收入同比增长104.25%。净利润由1,799.85万元增至13,343.75万元。</w:t>
+      </w:r>
+    </w:p>
+    <w:p>
+      <w:pPr>
+        <w:spacing w:before="40" w:after="40" w:lineRule="auto" w:line="360"/>
+        <w:ind w:firstLine="480"/>
+        <w:jc w:val="both"/>
+      </w:pPr>
+      <w:r>
+        <w:rPr>
+          <w:rFonts w:ascii="Times New Roman" w:hAnsi="Times New Roman" w:eastAsia="宋体" w:hint="eastAsia"/>
+          <w:b w:val="0"/>
+          <w:sz w:val="24"/>
+        </w:rPr>
+        <w:t>同期经营活动产生的现金流量净额分别为448.13万元、5,279.36万元和4,723.32万元，三年合计10,450.81万元。该合计数占同期净利润合计的43.81%。分年度看，该比值分别为24.90%、60.60%和35.40%。相关构成见本报告第四部分。</w:t>
       </w:r>
     </w:p>
     <w:p>
@@ -1261,7 +1276,7 @@
           <w:b w:val="0"/>
           <w:sz w:val="24"/>
         </w:rPr>
-        <w:t>第一套标准为：最近三年净利润均为正，且最近三年净利润累计不低于2亿元，最近一年净利润不低于1亿元，最近三年经营活动产生的现金流量净额累计不低于2亿元或营业收入累计不低于15亿元。其中净利润以扣除非经常性损益前后的孰低者为准。逐项比对如下：</w:t>
+        <w:t>第一套标准为：最近三年净利润均为正，且最近三年净利润累计不低于2亿元，最近一年净利润不低于1亿元，最近三年经营活动产生的现金流量净额累计不低于2亿元或营业收入累计不低于15亿元。逐项比对如下：</w:t>
       </w:r>
     </w:p>
     <w:p>
@@ -1803,7 +1818,7 @@
           <w:b w:val="0"/>
           <w:sz w:val="18"/>
         </w:rPr>
-        <w:t>注：净利润指标以未扣除非经常性损益的数据测算，扣非影响见本报告第五部分之（二）。</w:t>
+        <w:t>注：净利润以未扣除非经常性损益的数据测算，扣非影响见本报告第五部分之（二）。</w:t>
       </w:r>
     </w:p>
     <w:p>
@@ -1818,7 +1833,22 @@
           <w:b w:val="0"/>
           <w:sz w:val="24"/>
         </w:rPr>
-        <w:t>即发行人的净利润指标已满足并留有余量：最近三年净利润累计23,855.94万元、超出门槛3,855.94万元，最近一年净利润13,343.75万元、超出门槛3,343.75万元。不满足的是第四项，该项为“或”条件，两条支路均未达到：经营活动现金流量净额累计10,450.81万元、差9,549.19万元；营业收入累计70,070.23万元、差79,929.77万元。两者相比，现金流量支路的缺口显著小于营业收入支路。</w:t>
+        <w:t>净利润的三项指标均满足，并有余量。最近三年净利润累计23,855.94万元，超出门槛3,855.94万元。最近一年净利润13,343.75万元，超出门槛3,343.75万元。</w:t>
+      </w:r>
+    </w:p>
+    <w:p>
+      <w:pPr>
+        <w:spacing w:before="40" w:after="40" w:lineRule="auto" w:line="360"/>
+        <w:ind w:firstLine="480"/>
+        <w:jc w:val="both"/>
+      </w:pPr>
+      <w:r>
+        <w:rPr>
+          <w:rFonts w:ascii="Times New Roman" w:hAnsi="Times New Roman" w:eastAsia="宋体" w:hint="eastAsia"/>
+          <w:b w:val="0"/>
+          <w:sz w:val="24"/>
+        </w:rPr>
+        <w:t>第四项为“或”条件，两条支路均未达到。经营活动现金流量净额累计10,450.81万元，差9,549.19万元。营业收入累计70,070.23万元，差79,929.77万元。该套标准不满足。</w:t>
       </w:r>
     </w:p>
     <w:p>
@@ -2308,7 +2338,7 @@
           <w:b w:val="0"/>
           <w:sz w:val="24"/>
         </w:rPr>
-        <w:t>发行人最近一年营业收入43,435.86万元，距6亿元门槛差16,564.14万元；经营活动现金流量净额累计差14,549.19万元。市值指标方面，按2025年度净利润13,343.75万元测算，达到50亿元市值需对应约37.47倍市盈率。该套标准不满足。</w:t>
+        <w:t>最近一年营业收入43,435.86万元，差16,564.14万元。最近三年经营活动现金流量净额累计10,450.81万元，差14,549.19万元。预计市值尚未评估，按2025年度净利润13,343.75万元测算，达到50亿元市值对应约37.47倍市盈率。该套标准不满足。</w:t>
       </w:r>
     </w:p>
     <w:p>
@@ -2716,7 +2746,7 @@
           <w:b w:val="0"/>
           <w:sz w:val="24"/>
         </w:rPr>
-        <w:t>发行人最近一年营业收入距10亿元门槛差56,564.14万元，按2025年度净利润测算达到100亿元市值需对应约74.94倍市盈率。该套标准不满足。</w:t>
+        <w:t>最近一年营业收入43,435.86万元，差56,564.14万元。预计市值尚未评估，按2025年度净利润测算，达到100亿元市值对应约74.94倍市盈率。该套标准不满足。</w:t>
       </w:r>
     </w:p>
     <w:p>
@@ -2730,7 +2760,7 @@
           <w:b/>
           <w:sz w:val="24"/>
         </w:rPr>
-        <w:t>（四）小结</w:t>
+        <w:t>（四）比对结果</w:t>
       </w:r>
     </w:p>
     <w:p>
@@ -2745,7 +2775,7 @@
           <w:b w:val="0"/>
           <w:sz w:val="24"/>
         </w:rPr>
-        <w:t>按现有账面数据，发行人不满足主板三套上市财务指标中的任何一套。第二、三套标准受营业收入规模制约，短期内不具备满足条件；第一套标准仅差经营活动现金流量净额一项，且该项缺口的成因具有可解释性和可整改性，是唯一具有现实可行性的路径。</w:t>
+        <w:t>按现有数据，主板三套上市财务指标均不满足。第二套、第三套标准的未达标项为最近一年营业收入，差额分别为16,564.14万元和56,564.14万元。第一套标准的未达标项为最近三年经营活动现金流量净额累计及营业收入累计，差额分别为9,549.19万元和79,929.77万元。</w:t>
       </w:r>
     </w:p>
     <w:p>
@@ -2759,7 +2789,7 @@
           <w:b/>
           <w:sz w:val="24"/>
         </w:rPr>
-        <w:t>四、经营活动现金流量净额缺口的成因分析</w:t>
+        <w:t>四、经营活动现金流量净额的构成分析</w:t>
       </w:r>
     </w:p>
     <w:p>
@@ -2788,7 +2818,7 @@
           <w:b w:val="0"/>
           <w:sz w:val="24"/>
         </w:rPr>
-        <w:t>经查阅发行人各期科目余额表，其他应收款项下设“内部存款”明细科目，核算发行人存放于集团内部的资金。该科目余额及占资产总计的比例如下：</w:t>
+        <w:t>发行人各期科目余额表中，其他应收款项下设有“内部存款”明细科目，核算发行人存放于集团内部的资金。该科目余额及占资产总计的比例如下：</w:t>
       </w:r>
     </w:p>
     <w:p>
@@ -3466,7 +3496,7 @@
           <w:b w:val="0"/>
           <w:sz w:val="24"/>
         </w:rPr>
-        <w:t>即发行人的资金主要以“内部存款”形式存放于集团，自有货币资金余额始终维持在较低水平。截至2026年6月30日，内部存款余额38,048.24万元、占资产总计的76.64%，同期货币资金仅503.04万元。2025年度该科目借方发生额47,514.15万元、贷方发生额35,926.63万元，资金双向流动频繁，具有资金池归集的特征。</w:t>
+        <w:t>内部存款为发行人资金的主要存放形式，各期货币资金余额均较低。截至2026年6月30日，内部存款余额38,048.24万元，占资产总计的76.64%，同期货币资金503.04万元。2025年度该科目借方发生额47,514.15万元，贷方发生额35,926.63万元，资金双向流动。</w:t>
       </w:r>
     </w:p>
     <w:p>
@@ -3481,7 +3511,7 @@
           <w:b w:val="0"/>
           <w:sz w:val="24"/>
         </w:rPr>
-        <w:t>由于内部存款在会计上列示为其他应收款，不属于现金及现金等价物，且在现金流量表补充资料中计入“经营性应收项目的增加”，发行人经营活动实现的现金在归集当期即被计为经营性应收项目的增加，从而不体现为经营活动现金流入。2025年度经营性应收项目增加10,196.59万元、2026年1—6月增加13,720.27万元，与同期内部存款的增加额基本对应。</w:t>
+        <w:t>内部存款在会计上列示为其他应收款，不属于现金及现金等价物。在现金流量表补充资料中，该科目的变动计入“经营性应收项目的增加”。即发行人经营活动实现的现金在归集当期计为经营性应收项目增加，不体现为经营活动现金流入。2025年度经营性应收项目增加10,196.59万元，2026年1—6月增加13,720.27万元，与同期内部存款的增加额基本对应。</w:t>
       </w:r>
     </w:p>
     <w:p>
@@ -3510,7 +3540,7 @@
           <w:b w:val="0"/>
           <w:sz w:val="24"/>
         </w:rPr>
-        <w:t>若将存放于集团的内部存款视同发行人自有资金，即假设不存在资金归集，则各期经营活动产生的现金流量净额还原测算如下：</w:t>
+        <w:t>若将存放于集团的内部存款视同发行人自有资金，各期经营活动产生的现金流量净额还原如下：</w:t>
       </w:r>
     </w:p>
     <w:p>
@@ -3984,7 +4014,7 @@
           <w:b w:val="0"/>
           <w:sz w:val="24"/>
         </w:rPr>
-        <w:t>还原后2023年度至2025年度经营活动现金流量净额累计约32,090.69万元，高于第一套标准2亿元的门槛12,090.69万元。即现金流量指标的缺口并非发行人经营质量或收现能力所致，而是集团资金归集安排在会计列示上的结果。</w:t>
+        <w:t>还原后2023年度至2025年度经营活动现金流量净额累计约32,090.69万元，高于第一套标准2亿元门槛12,090.69万元。即账面经营活动现金流量净额与净利润之间的差额，主要来自资金归集在会计列示上的影响。</w:t>
       </w:r>
     </w:p>
     <w:p>
@@ -4013,7 +4043,7 @@
           <w:b w:val="0"/>
           <w:sz w:val="24"/>
         </w:rPr>
-        <w:t>需说明的是，前述还原为模拟口径，不能直接用于申报。经营活动现金流量净额是期间指标，资金归集的清理在哪一期完成，收回的款项即在哪一期体现为经营活动现金流入。</w:t>
+        <w:t>还原测算为模拟口径，不能用于申报。经营活动现金流量净额为期间指标，资金归集的清理在哪一期完成，收回的款项即在哪一期计入经营活动现金流入。</w:t>
       </w:r>
     </w:p>
     <w:p>
@@ -4028,7 +4058,7 @@
           <w:b w:val="0"/>
           <w:sz w:val="24"/>
         </w:rPr>
-        <w:t>按现行分类，内部存款计入经营性应收项目，其收回将形成当期经营活动现金流入。若发行人于2026年度内完成清理，则以2024年度至2026年度为报告期测算时，2026年度经营活动现金流量净额只需达到9,997.32万元，三年累计即可达到2亿元；而2026年6月末内部存款余额已达38,048.24万元，具备实现条件。该分类是否为审计师认可，需事先与会计师确认，若被重分类至投资活动，上述效果将不成立。</w:t>
+        <w:t>按现行分类，内部存款计入经营性应收项目，其收回形成当期经营活动现金流入。若清理于2026年度内完成，以2024年度至2026年度为报告期测算，2026年度经营活动现金流量净额需达到9,997.32万元，三年累计即达到2亿元。2026年6月末内部存款余额为38,048.24万元。该分类是否为审计师认可，需与会计师确认。若被重分类至投资活动，上述结果不成立。</w:t>
       </w:r>
     </w:p>
     <w:p>
@@ -4043,7 +4073,7 @@
           <w:b w:val="0"/>
           <w:sz w:val="24"/>
         </w:rPr>
-        <w:t>更需强调的是，清理资金归集并非为满足财务指标而采取的安排，而是本次发行上市的必备条件。《首次公开发行股票注册管理办法》第十二条要求发行人财务独立、资金独立，控股股东及其关联方占用发行人资金属于明确的负面情形。发行人2026年6月末76.64%的资产以内部存款形式存放于集团，无论选择哪一板块，均须在申报前完成清理并规范。该事项的紧迫程度高于同业竞争及土地权属事项。</w:t>
+        <w:t>另需说明，资金归集事项本身属于发行条件的范围。《首次公开发行股票注册管理办法》第十二条要求发行人财务独立、资金独立。控股股东及其关联方占用发行人资金属于负面情形。发行人2026年6月末76.64%的资产以内部存款形式存放于集团。该情形在各板块申报中均需清理。</w:t>
       </w:r>
     </w:p>
     <w:p>
@@ -4057,7 +4087,7 @@
           <w:b/>
           <w:sz w:val="24"/>
         </w:rPr>
-        <w:t>五、其他需关注事项</w:t>
+        <w:t>五、其他相关事项</w:t>
       </w:r>
     </w:p>
     <w:p>
@@ -4071,7 +4101,7 @@
           <w:b/>
           <w:sz w:val="24"/>
         </w:rPr>
-        <w:t>（一）主板定位</w:t>
+        <w:t>（一）主板板块定位</w:t>
       </w:r>
     </w:p>
     <w:p>
@@ -4086,7 +4116,7 @@
           <w:b w:val="0"/>
           <w:sz w:val="24"/>
         </w:rPr>
-        <w:t>除财务指标外，主板还有板块定位要求。主板突出大盘蓝筹特色，重点支持业务模式成熟、经营业绩稳定、规模较大、具有行业代表性的优质企业。发行人2023年度至2025年度营业收入由5,368.73万元增至43,435.86万元、三年增长7.09倍，2025年度同比增长104.25%，呈现的是高成长特征而非业绩稳定特征；2025年度营业收入4.34亿元、净利润1.33亿元的规模，在主板已上市及在审企业中亦处于偏小水平。即使前述现金流量指标通过清理资金归集得以满足，板块定位的论证仍构成实质制约，且该项制约无法通过财务整改消除。</w:t>
+        <w:t>除财务指标外，主板设有板块定位要求。主板突出大盘蓝筹特色，重点支持业务模式成熟、经营业绩稳定、规模较大、具有行业代表性的优质企业。发行人2023年度至2025年度营业收入增长7.09倍，2025年度同比增长104.25%；2025年度营业收入4.34亿元，净利润1.33亿元。板块定位为定性条件，不通过财务指标测算得出结论，需在申报时单独论证。</w:t>
       </w:r>
     </w:p>
     <w:p>
@@ -4115,7 +4145,7 @@
           <w:b w:val="0"/>
           <w:sz w:val="24"/>
         </w:rPr>
-        <w:t>规则要求净利润以扣除非经常性损益前后的孰低者为准。发行人尚未编制非经常性损益明细表。据利润表估算，2025年度非经常性损益税前约85万元，主要为其他收益82.96万元及营业外收支净额2.45万元，按25%税率测算税后约64万元，扣非后净利润约13,280万元，仍高于1亿元；2023年度、2024年度的同类项目金额亦较小。即扣非因素预计不改变第三部分的比对结论，正式数据待会计师出具非经常性损益明细表后确认。</w:t>
+        <w:t>规则要求净利润以扣除非经常性损益前后的孰低者为准。发行人尚未编制非经常性损益明细表。据利润表估算，2025年度非经常性损益税前约85万元，主要为其他收益82.96万元及营业外收支净额2.45万元；按25%税率测算，税后约64万元，扣非后净利润约13,280万元，高于1亿元。2023年度、2024年度的同类项目金额亦较小。正式数据待会计师出具非经常性损益明细表后确定。</w:t>
       </w:r>
     </w:p>
     <w:p>
@@ -4144,7 +4174,22 @@
           <w:b w:val="0"/>
           <w:sz w:val="24"/>
         </w:rPr>
-        <w:t>主板要求发行后股本总额不少于5,000万元，公开发行的股份达到公司股份总数的25%以上，股本总额超过4亿元的为10%以上。发行人注册资本4,000万元，按25%比例公开发行的，发行后股本总额约5,333万元，可满足最低股本要求；若同业竞争解决方案采用股权支付方式，注册资本增至5,332.12万元，发行后股本相应更高。同时，发行人现有股东仅燕京啤酒、燕京集团及食品发酵研究院三名、且均为国有主体，需通过引入外部投资者及公开发行满足股东人数及公众持股比例的要求，该事项与股份制改造安排一并统筹。</w:t>
+        <w:t>主板要求发行后股本总额不少于5,000万元，公开发行的股份达到公司股份总数的25%以上，股本总额超过4亿元的为10%以上。发行人注册资本4,000万元。按25%比例公开发行的，发行后股本总额约5,333万元，满足最低股本要求。若同业竞争解决方案采用股权支付方式，注册资本增至5,332.12万元，发行后股本相应更高。</w:t>
+      </w:r>
+    </w:p>
+    <w:p>
+      <w:pPr>
+        <w:spacing w:before="40" w:after="40" w:lineRule="auto" w:line="360"/>
+        <w:ind w:firstLine="480"/>
+        <w:jc w:val="both"/>
+      </w:pPr>
+      <w:r>
+        <w:rPr>
+          <w:rFonts w:ascii="Times New Roman" w:hAnsi="Times New Roman" w:eastAsia="宋体" w:hint="eastAsia"/>
+          <w:b w:val="0"/>
+          <w:sz w:val="24"/>
+        </w:rPr>
+        <w:t>发行人现有股东为燕京啤酒、燕京集团及食品发酵研究院三名，均为国有主体。股东人数及公众持股比例的要求，需通过引入外部投资者及公开发行满足，该事项与股份制改造安排一并统筹。</w:t>
       </w:r>
     </w:p>
     <w:p>
@@ -4173,21 +4218,7 @@
           <w:b w:val="0"/>
           <w:sz w:val="24"/>
         </w:rPr>
-        <w:t>发行人持有中发邢台33.00%股权，账面列示于长期股权投资。2024年度发行人确认投资收益11.41万元，与中发邢台当年净利润34.57万元按33.00%计算的金额一致，即按权益法核算；长期股权投资账面价值由3,300.00万元增至3,311.41万元。但2025年度发行人投资收益为零、长期股权投资账面价值未发生变动，而中发邢台2025年度净利润为2,213.62万元，按33.00%计算应确认投资收益约730.49万元。该差异需与会计师核实核算方法及原因。若应予补充确认，发行人2025年度净利润将增至约14,074.24万元，最近三年净利润累计增至约24,586.43万元，第三部分的比对结论不变，但相关金额需相应调整。</w:t>
-      </w:r>
-    </w:p>
-    <w:p>
-      <w:pPr>
-        <w:spacing w:before="200" w:after="80" w:lineRule="auto" w:line="360"/>
-        <w:ind w:firstLine="480"/>
-      </w:pPr>
-      <w:r>
-        <w:rPr>
-          <w:rFonts w:ascii="Times New Roman" w:hAnsi="Times New Roman" w:eastAsia="黑体" w:hint="eastAsia"/>
-          <w:b/>
-          <w:sz w:val="24"/>
-        </w:rPr>
-        <w:t>六、与创业板、北交所上市财务指标的比较</w:t>
+        <w:t>发行人持有中发邢台33.00%股权，列示于长期股权投资。2024年度发行人确认投资收益11.41万元，该金额与中发邢台当年净利润34.57万元按33.00%计算的结果一致，即按权益法核算；长期股权投资账面价值由3,300.00万元增至3,311.41万元。</w:t>
       </w:r>
     </w:p>
     <w:p>
@@ -4202,7 +4233,36 @@
           <w:b w:val="0"/>
           <w:sz w:val="24"/>
         </w:rPr>
-        <w:t>为便于板块选择的判断，以同一套财务数据对创业板及北交所的上市财务指标一并测算，结果如下：</w:t>
+        <w:t>2025年度发行人投资收益为零，长期股权投资账面价值未发生变动。中发邢台2025年度净利润为2,213.62万元，按33.00%计算应确认投资收益约730.49万元。该差异需与会计师核实核算方法及原因。若应予补充确认，发行人2025年度净利润增至约14,074.24万元，最近三年净利润累计增至约24,586.43万元，第三部分的比对结果不变。</w:t>
+      </w:r>
+    </w:p>
+    <w:p>
+      <w:pPr>
+        <w:spacing w:before="200" w:after="80" w:lineRule="auto" w:line="360"/>
+        <w:ind w:firstLine="480"/>
+      </w:pPr>
+      <w:r>
+        <w:rPr>
+          <w:rFonts w:ascii="Times New Roman" w:hAnsi="Times New Roman" w:eastAsia="黑体" w:hint="eastAsia"/>
+          <w:b/>
+          <w:sz w:val="24"/>
+        </w:rPr>
+        <w:t>六、创业板、北交所上市财务指标的比对</w:t>
+      </w:r>
+    </w:p>
+    <w:p>
+      <w:pPr>
+        <w:spacing w:before="40" w:after="40" w:lineRule="auto" w:line="360"/>
+        <w:ind w:firstLine="480"/>
+        <w:jc w:val="both"/>
+      </w:pPr>
+      <w:r>
+        <w:rPr>
+          <w:rFonts w:ascii="Times New Roman" w:hAnsi="Times New Roman" w:eastAsia="宋体" w:hint="eastAsia"/>
+          <w:b w:val="0"/>
+          <w:sz w:val="24"/>
+        </w:rPr>
+        <w:t>以同一套财务数据对创业板及北交所的上市财务指标一并测算，结果如下：</w:t>
       </w:r>
     </w:p>
     <w:p>
@@ -5069,7 +5129,7 @@
           <w:b w:val="0"/>
           <w:sz w:val="18"/>
         </w:rPr>
-        <w:t>注：净资产收益率按期初、期末净资产平均数简化测算，分红时点假定为年度中间，正式数据应按《公开发行证券的公司信息披露编报规则第9号》加权计算。创业板还需满足成长型创新创业企业的板块定位及研发投入指标，北交所还需满足挂牌满12个月及创新层等前置条件。</w:t>
+        <w:t>注：净资产收益率按期初、期末净资产平均数简化测算，分红时点假定为年度中间，正式数据应按《公开发行证券的公司信息披露编报规则第9号》加权计算。</w:t>
       </w:r>
     </w:p>
     <w:p>
@@ -5084,7 +5144,37 @@
           <w:b w:val="0"/>
           <w:sz w:val="24"/>
         </w:rPr>
-        <w:t>即在同一套财务数据下，发行人满足创业板第一套标准及北交所第一、二套标准，仅主板三套标准均不满足。北交所标准的满足程度尤为充分：最近两年净利润分别为门槛的5.81倍和8.90倍，净资产收益率约为8%门槛的8倍以上。创业板第二套标准中的三年经营活动现金流量净额累计10,450.81万元仅超出1亿元门槛450.81万元，余量很小，若报告期前移或数据调整，存在跌破的可能，实践中宜以第一套标准为主论证。</w:t>
+        <w:t>按同一套财务数据，发行人满足创业板第一套标准，满足北交所第一套、第二套标准，不满足主板三套标准。</w:t>
+      </w:r>
+    </w:p>
+    <w:p>
+      <w:pPr>
+        <w:spacing w:before="40" w:after="40" w:lineRule="auto" w:line="360"/>
+        <w:ind w:firstLine="480"/>
+        <w:jc w:val="both"/>
+      </w:pPr>
+      <w:r>
+        <w:rPr>
+          <w:rFonts w:ascii="Times New Roman" w:hAnsi="Times New Roman" w:eastAsia="宋体" w:hint="eastAsia"/>
+          <w:b w:val="0"/>
+          <w:sz w:val="24"/>
+        </w:rPr>
+        <w:t>北交所第一套标准下，最近两年净利润分别为1,500万元门槛的5.81倍和8.90倍，加权平均净资产收益率约为8%门槛的8倍以上。创业板第二套标准中，三年经营活动现金流量净额累计10,450.81万元，超出1亿元门槛450.81万元。</w:t>
+      </w:r>
+    </w:p>
+    <w:p>
+      <w:pPr>
+        <w:spacing w:before="40" w:after="40" w:lineRule="auto" w:line="360"/>
+        <w:ind w:firstLine="480"/>
+        <w:jc w:val="both"/>
+      </w:pPr>
+      <w:r>
+        <w:rPr>
+          <w:rFonts w:ascii="Times New Roman" w:hAnsi="Times New Roman" w:eastAsia="宋体" w:hint="eastAsia"/>
+          <w:b w:val="0"/>
+          <w:sz w:val="24"/>
+        </w:rPr>
+        <w:t>需说明的是，创业板另有成长型创新创业企业的板块定位要求及研发投入指标要求，北交所另有挂牌满12个月并进入创新层等前置条件。上述条件不属于本次财务指标测算的范围。</w:t>
       </w:r>
     </w:p>
     <w:p>
@@ -5098,7 +5188,7 @@
           <w:b/>
           <w:sz w:val="24"/>
         </w:rPr>
-        <w:t>七、主板重组上市的标准及适用性分析</w:t>
+        <w:t>七、主板重组上市的规定及比对</w:t>
       </w:r>
     </w:p>
     <w:p>
@@ -5127,7 +5217,7 @@
           <w:b w:val="0"/>
           <w:sz w:val="24"/>
         </w:rPr>
-        <w:t>《上市公司重大资产重组管理办法》（2023年2月17日修订）第十三条规定，上市公司自控制权发生变更之日起三十六个月内，向收购人及其关联人购买资产，导致上市公司发生根本变化情形之一的，构成重组上市。根本变化情形共六项，前四项为量化标准，均以100%为界：</w:t>
+        <w:t>《上市公司重大资产重组管理办法》第十三条规定，上市公司自控制权发生变更之日起三十六个月内，向收购人及其关联人购买资产，导致上市公司发生根本变化情形之一的，构成重组上市。根本变化情形共六项，前四项为量化标准，均以100%为界：</w:t>
       </w:r>
     </w:p>
     <w:tbl>
@@ -5767,7 +5857,7 @@
           <w:b w:val="0"/>
           <w:sz w:val="24"/>
         </w:rPr>
-        <w:t>第十三条第二款规定，实施前述重大资产重组的，上市公司购买的资产对应的经营实体应当是股份有限公司或者有限责任公司，且符合《首次公开发行股票注册管理办法》规定的其他发行条件、相关板块定位，以及证券交易所规定的具体条件；同时对上市公司及其控股股东、实际控制人的合规情况亦有要求。</w:t>
+        <w:t>第十三条第二款规定，实施前述重大资产重组的，上市公司购买的资产对应的经营实体应当是股份有限公司或者有限责任公司。该经营实体应当符合《首次公开发行股票注册管理办法》规定的其他发行条件、相关板块定位，以及证券交易所规定的具体条件。同款对上市公司及其控股股东、实际控制人的合规情况亦有要求。</w:t>
       </w:r>
     </w:p>
     <w:p>
@@ -5782,7 +5872,7 @@
           <w:b w:val="0"/>
           <w:sz w:val="24"/>
         </w:rPr>
-        <w:t>即2023年全面注册制实施后，重组上市的标的资产要求与首次公开发行实质等同：发行条件相同、板块定位相同，交易所另有具体条件的还需一并符合。重组上市并不构成规避主板发行条件或财务指标的路径，这一点是本部分分析的前提。</w:t>
+        <w:t>即重组上市的标的资产，其发行条件与板块定位要求与首次公开发行相同。</w:t>
       </w:r>
     </w:p>
     <w:p>
@@ -5797,7 +5887,7 @@
           <w:b w:val="0"/>
           <w:sz w:val="24"/>
         </w:rPr>
-        <w:t>其中“证券交易所规定的具体条件”载于沪深证券交易所《上市公司重大资产重组审核规则》，本次未取得该规则文本，其规定的具体财务指标需另行核对。以下按比照主板上市财务条件的口径作保守测算。</w:t>
+        <w:t>上述“证券交易所规定的具体条件”载于沪深证券交易所《上市公司重大资产重组审核规则》。本次未取得该规则文本，其规定的具体财务指标需另行核对。以下按比照主板上市财务条件的口径列示。</w:t>
       </w:r>
     </w:p>
     <w:p>
@@ -5811,7 +5901,7 @@
           <w:b/>
           <w:sz w:val="24"/>
         </w:rPr>
-        <w:t>（三）对发行人的适用性分析</w:t>
+        <w:t>（三）与发行人情况的比对</w:t>
       </w:r>
     </w:p>
     <w:p>
@@ -5826,7 +5916,7 @@
           <w:b w:val="0"/>
           <w:sz w:val="24"/>
         </w:rPr>
-        <w:t>第一，交易结构层面。重组上市以上市公司控制权发生变更为前提，并由取得控制权的收购人及其关联人注入资产。发行人的股东为燕京啤酒、燕京集团及食品发酵研究院，最终控制方为北控集团。走该路径需北控集团体系先行取得一家A股上市公司的控制权，再注入发行人股权，涉及以国有资金购买上市公司股份，须履行国资审批程序，周期及成本均高于首次公开发行。</w:t>
+        <w:t>第一，适用前提。重组上市以上市公司控制权发生变更为前提，并由取得控制权的收购人及其关联人注入资产。发行人的股东为燕京啤酒、燕京集团及食品发酵研究院，最终控制方为北控集团。适用该路径需北控集团体系先行取得一家A股上市公司的控制权。该行为涉及以国有资金购买上市公司股份，须履行国资审批程序。</w:t>
       </w:r>
     </w:p>
     <w:p>
@@ -5841,7 +5931,7 @@
           <w:b w:val="0"/>
           <w:sz w:val="24"/>
         </w:rPr>
-        <w:t>第二，与现有架构的关系。发行人的控股股东燕京啤酒本身即为深圳证券交易所主板上市公司（证券代码000729），发行人已处于上市公司体系之内。若将发行人资产注入燕京啤酒，因燕京啤酒的控制权并未发生变更，不构成第十三条项下的重组上市，仅属同一控制下的资产整合；且该安排与本次推动发行人独立上市的目的相反。</w:t>
+        <w:t>第二，与现有架构的关系。发行人的控股股东燕京啤酒为深圳证券交易所主板上市公司，证券代码000729，发行人处于该上市公司体系之内。若将发行人资产注入燕京啤酒，燕京啤酒的控制权不发生变更，不构成第十三条项下的重组上市，属同一控制下的资产整合。</w:t>
       </w:r>
     </w:p>
     <w:p>
@@ -5856,7 +5946,7 @@
           <w:b w:val="0"/>
           <w:sz w:val="24"/>
         </w:rPr>
-        <w:t>第三，量化标准的触发。若采用购买上市公司控制权后注入的方式，按第十四条计算，发行人2025年末资产总额39,986.23万元、2025年度营业收入43,435.86万元、2025年末净资产24,641.23万元，成交金额高于账面值的以成交金额为准。壳公司控制权变更前一个会计年度经审计合并报表的相应指标低于上述数值的，即触发第十三条第一款第（一）至（三）项。同时，纳豆及纳豆制品业务注入任何一家上市公司，通常都会导致其主营业务发生根本变化，从而触发第（五）项的定性标准。即实践中难以通过控制交易规模规避重组上市的认定。</w:t>
+        <w:t>第三，量化标准的比对。按第十四条计算，发行人2025年末资产总额39,986.23万元，2025年度营业收入43,435.86万元，2025年末净资产24,641.23万元；成交金额高于账面值的以成交金额为准。上市公司控制权变更前一个会计年度经审计合并报表的相应指标低于上述数值的，触发第十三条第一款第（一）至（三）项。此外，第（五）项为定性标准，指可能导致上市公司主营业务发生根本变化的情形。</w:t>
       </w:r>
     </w:p>
     <w:p>
@@ -5871,7 +5961,21 @@
           <w:b w:val="0"/>
           <w:sz w:val="24"/>
         </w:rPr>
-        <w:t>第四，财务条件层面。即便按重组上市申报，标的资产仍须符合主板板块定位及交易所规定的具体条件。按比照主板上市财务条件的口径，本报告第三部分的结论同样适用：发行人不满足第一套标准（差最近三年经营活动现金流量净额累计），亦不满足第二、三套标准（差最近一年营业收入）。同时，《首次公开发行股票注册管理办法》第十二条项下关于资产完整、财务独立的要求与首次公开发行完全一致，本报告第四部分所述资金归集事项在该路径下同样需要清理。</w:t>
+        <w:t>第四，财务条件的比对。按比照主板上市财务条件的口径，本报告第三部分的比对结果同样适用：第一套标准的未达标项为最近三年经营活动现金流量净额累计，第二套、第三套标准的未达标项为最近一年营业收入。《首次公开发行股票注册管理办法》第十二条关于资产完整、财务独立的要求与首次公开发行相同，本报告第四部分所述资金归集事项在该路径下同样需要清理。</w:t>
+      </w:r>
+    </w:p>
+    <w:p>
+      <w:pPr>
+        <w:spacing w:before="200" w:after="80" w:lineRule="auto" w:line="360"/>
+        <w:ind w:firstLine="480"/>
+      </w:pPr>
+      <w:r>
+        <w:rPr>
+          <w:rFonts w:ascii="Times New Roman" w:hAnsi="Times New Roman" w:eastAsia="黑体" w:hint="eastAsia"/>
+          <w:b/>
+          <w:sz w:val="24"/>
+        </w:rPr>
+        <w:t>八、测算结果汇总</w:t>
       </w:r>
     </w:p>
     <w:p>
@@ -5886,21 +5990,7 @@
           <w:b w:val="0"/>
           <w:sz w:val="24"/>
         </w:rPr>
-        <w:t>第五，小结。重组上市对发行人不构成可行的替代路径：交易结构上须先行取得上市公司控制权并履行国资审批程序，成本与周期高于首次公开发行；财务条件与板块定位和主板首次公开发行实质等同，发行人当前同样不满足；且与发行人已处于燕京啤酒上市体系之内的现状不相适应。</w:t>
-      </w:r>
-    </w:p>
-    <w:p>
-      <w:pPr>
-        <w:spacing w:before="200" w:after="80" w:lineRule="auto" w:line="360"/>
-        <w:ind w:firstLine="480"/>
-      </w:pPr>
-      <w:r>
-        <w:rPr>
-          <w:rFonts w:ascii="Times New Roman" w:hAnsi="Times New Roman" w:eastAsia="黑体" w:hint="eastAsia"/>
-          <w:b/>
-          <w:sz w:val="24"/>
-        </w:rPr>
-        <w:t>八、结论与建议</w:t>
+        <w:t>一、按现有数据，主板三套上市财务指标均不满足。</w:t>
       </w:r>
     </w:p>
     <w:p>
@@ -5915,7 +6005,7 @@
           <w:b w:val="0"/>
           <w:sz w:val="24"/>
         </w:rPr>
-        <w:t>第一，按现有账面数据，发行人不满足主板三套上市财务指标中的任何一套。</w:t>
+        <w:t>二、第一套标准中，最近三年净利润累计及最近一年净利润两项满足并有余量；未达标项为最近三年经营活动现金流量净额累计，差9,549.19万元，以及最近三年营业收入累计，差79,929.77万元。</w:t>
       </w:r>
     </w:p>
     <w:p>
@@ -5930,7 +6020,7 @@
           <w:b w:val="0"/>
           <w:sz w:val="24"/>
         </w:rPr>
-        <w:t>第二，主板第一套标准中的净利润指标已满足并留有余量，唯一缺口在最近三年经营活动现金流量净额累计（10,450.81万元、差9,549.19万元）及营业收入累计（70,070.23万元、差79,929.77万元）两条支路。营业收入支路的缺口过大，不具备弥补可能；现金流量支路的缺口具有可整改性。</w:t>
+        <w:t>三、第二套、第三套标准的未达标项为最近一年营业收入，差额分别为16,564.14万元和56,564.14万元。此外两套标准均设有预计市值门槛，发行人尚未评估。</w:t>
       </w:r>
     </w:p>
     <w:p>
@@ -5945,7 +6035,7 @@
           <w:b w:val="0"/>
           <w:sz w:val="24"/>
         </w:rPr>
-        <w:t>第三，现金流量缺口的成因是集团资金归集，而非经营质量。还原测算下2023年度至2025年度经营活动现金流量净额累计约32,090.69万元，高于2亿元门槛。若资金归集于2026年度内清理完毕，以2024年度至2026年度为报告期时，第一套标准的现金流量指标具备满足条件。</w:t>
+        <w:t>四、账面经营活动现金流量净额与净利润之间的差额，主要来自集团资金归集。截至2026年6月30日，内部存款余额38,048.24万元，占资产总计的76.64%。还原测算下，2023年度至2025年度经营活动现金流量净额累计约32,090.69万元。</w:t>
       </w:r>
     </w:p>
     <w:p>
@@ -5960,7 +6050,7 @@
           <w:b w:val="0"/>
           <w:sz w:val="24"/>
         </w:rPr>
-        <w:t>第四，即便财务指标得以满足，主板“业务模式成熟、经营业绩稳定、规模较大”的板块定位与发行人高成长、中等规模的特征仍存在实质差距，该项制约无法通过财务整改消除。</w:t>
+        <w:t>五、资金归集事项属于《首次公开发行股票注册管理办法》第十二条财务独立性的范围，在各板块申报中均需清理。</w:t>
       </w:r>
     </w:p>
     <w:p>
@@ -5975,7 +6065,7 @@
           <w:b w:val="0"/>
           <w:sz w:val="24"/>
         </w:rPr>
-        <w:t>第五，建议维持北交所上市路径。发行人现已充分满足北交所第一、二套标准，且北交所对企业规模及业绩稳定性的要求与发行人特征相匹配。如公司希望评估其他板块，创业板第一套标准现已满足，可作为备选方案论证，但需一并考虑创业板的板块定位及研发投入指标。</w:t>
+        <w:t>六、按同一套财务数据，创业板第一套标准满足，北交所第一套、第二套标准满足。</w:t>
       </w:r>
     </w:p>
     <w:p>
@@ -5990,7 +6080,7 @@
           <w:b w:val="0"/>
           <w:sz w:val="24"/>
         </w:rPr>
-        <w:t>第六，重组上市不构成可行的替代路径。2023年全面注册制实施后，重组上市的标的资产须符合《首次公开发行股票注册管理办法》规定的发行条件、相关板块定位及交易所规定的具体条件，与首次公开发行实质等同，不能用于规避主板财务指标；且该路径须先行取得上市公司控制权并履行国资审批程序，成本与周期均高于首次公开发行。</w:t>
+        <w:t>七、主板重组上市路径下，标的资产的发行条件及板块定位与首次公开发行相同，第三部分的比对结果同样适用；该路径另需先行取得上市公司控制权并履行国资审批程序。</w:t>
       </w:r>
     </w:p>
     <w:p>
@@ -6005,7 +6095,7 @@
           <w:b w:val="0"/>
           <w:sz w:val="24"/>
         </w:rPr>
-        <w:t>第七，无论选择哪一路径，清理集团资金归集均为申报前必须完成的事项。截至2026年6月30日，内部存款余额38,048.24万元、占资产总计的76.64%，该事项直接关系《首次公开发行股票注册管理办法》第十二条项下财务独立性的论证，建议列为最高优先级并尽快制定清理方案。</w:t>
+        <w:t>八、主板板块定位为定性条件，不通过财务指标测算得出结论，需单独论证。</w:t>
       </w:r>
     </w:p>
     <w:p>
@@ -6019,7 +6109,7 @@
           <w:b/>
           <w:sz w:val="24"/>
         </w:rPr>
-        <w:t>九、待落实资料</w:t>
+        <w:t>九、尚需取得的资料</w:t>
       </w:r>
     </w:p>
     <w:p>
